--- a/legal/Registro_Trattamenti_Art30_IT.docx
+++ b/legal/Registro_Trattamenti_Art30_IT.docx
@@ -42,7 +42,7 @@
           <w:sz w:val="20"/>
           <w:szCs w:val="20"/>
         </w:rPr>
-        <w:t xml:space="preserve">Ultimo aggiornamento: 21 luglio 2026 · Versione 1.0</w:t>
+        <w:t>Ultimo aggiornamento: 21 settembre 2026 · Versione 1.1</w:t>
       </w:r>
     </w:p>
     <w:p>
@@ -674,7 +674,7 @@
                 <w:sz w:val="19"/>
                 <w:szCs w:val="19"/>
               </w:rPr>
-              <w:t xml:space="preserve">TLS 1.2+, hashing password (bcrypt/Argon2), RBAC, MFA per il personale, logging, backup cifrati, segregazione ambienti.</w:t>
+              <w:t>TLS 1.2+, hashing password (bcrypt/Argon2), RBAC, MFA per il personale, logging, backup cifrati, segregazione ambienti. Dal 21/09/2026 nome e cognome degli utenti staff sono conservati in una tabella distinta (user_identities) rispetto alle credenziali e ai dati operativi dell'account.</w:t>
             </w:r>
           </w:p>
         </w:tc>
@@ -1074,7 +1074,7 @@
                 <w:sz w:val="19"/>
                 <w:szCs w:val="19"/>
               </w:rPr>
-              <w:t xml:space="preserve">Provider IA: DPF/SCC + minimizzazione o pseudonimizzazione ove necessario.</w:t>
+              <w:t>Provider IA: DPF/SCC. Dal 21/09/2026 i dati sanitari elaborati dal fornitore del modello sono privi di dati identificativi diretti (v. T3).</w:t>
             </w:r>
           </w:p>
         </w:tc>
@@ -1178,7 +1178,7 @@
                 <w:sz w:val="19"/>
                 <w:szCs w:val="19"/>
               </w:rPr>
-              <w:t xml:space="preserve">Cifratura a riposo per dati sensibili; controlli di accesso più restrittivi; DPIA condotta (v. documento separato); logging degli accessi.</w:t>
+              <w:t>Separazione strutturale delle identità (misura di pseudonimizzazione ex art. 32(1)(a) GDPR), attiva dal 21/09/2026: nome, cognome, data di nascita, email e foto degli atleti sono conservati in una tabella distinta (athlete_identities); tutti i dati sanitari e di carico sono collegati al solo identificativo tecnico dell'atleta. Il ruolo di sola lettura usato per analisi e reportistica non ha alcun privilegio sulla tabella delle identità (assenza del privilegio SELECT verificata in produzione il 21/09/2026): chi interroga il database con quel ruolo vede i dati sanitari senza poterli ricondurre a una persona. Controlli di accesso più restrittivi; DPIA condotta (v. documento separato); logging degli accessi; backup cifrati. La cifratura a riposo a livello di singola colonna sulle cinque voci identificative è pianificata e non ancora attiva.</w:t>
             </w:r>
           </w:p>
         </w:tc>
@@ -1700,7 +1700,7 @@
                 <w:sz w:val="19"/>
                 <w:szCs w:val="19"/>
               </w:rPr>
-              <w:t xml:space="preserve">Pseudonimizzazione prima dell'invio ove necessario; canali cifrati; log audit; supervisione umana degli output.</w:t>
+              <w:t>Pseudonimizzazione prima dell'invio, attiva dal 21/09/2026 e non più facoltativa per i nomi degli atleti: il riepilogo clinico inviato al fornitore del modello è costruito dal Titolare e identifica l'atleta con uno pseudonimo valido per la singola richiesta (A1, A2, ...); un nome eventualmente digitato dall'utente nel prompt viene mascherato prima dell'invio; la corrispondenza fra pseudonimo e persona non lascia l'infrastruttura del Titolare e viene ricostruita solo nella risposta mostrata all'utente. Canali cifrati; log audit; supervisione umana degli output.</w:t>
             </w:r>
           </w:p>
         </w:tc>
@@ -3378,17 +3378,16 @@
         <w:jc w:val="both"/>
       </w:pPr>
       <w:r>
-        <w:t xml:space="preserve">Il presente Registro è approvato dal Titolare in data </w:t>
-      </w:r>
-      <w:r>
-        <w:rPr>
-          <w:b/>
-          <w:bCs/>
-        </w:rPr>
-        <w:t xml:space="preserve">[DATA]</w:t>
-      </w:r>
-      <w:r>
-        <w:t xml:space="preserve">. Prossima revisione programmata: entro 12 mesi. Le modifiche sono tracciate nel changelog interno.</w:t>
+        <w:t>Il presente Registro è approvato dal Titolare in data [DATA]. Prossima revisione programmata: entro 12 mesi. Le modifiche sono tracciate nel changelog interno.</w:t>
+      </w:r>
+    </w:p>
+    <w:p>
+      <w:pPr>
+        <w:spacing w:after="140" w:line="300"/>
+        <w:jc w:val="both"/>
+      </w:pPr>
+      <w:r>
+        <w:t>Versione 1.1 — 21 settembre 2026. Aggiornate le misure di sicurezza di T1, T2 e T3 e i trasferimenti di T2 a seguito dell'introduzione in produzione della separazione strutturale delle identità e della de-identificazione dei prompt IA.</w:t>
       </w:r>
     </w:p>
     <w:sectPr>

--- a/legal/Registro_Trattamenti_Art30_IT.docx
+++ b/legal/Registro_Trattamenti_Art30_IT.docx
@@ -518,7 +518,7 @@
                 <w:sz w:val="19"/>
                 <w:szCs w:val="19"/>
               </w:rPr>
-              <w:t xml:space="preserve">Provider hosting (Hetzner Cloud); provider email transazionale; personale interno autorizzato.</w:t>
+              <w:t>Provider hosting (IONOS); provider email transazionale; personale interno autorizzato.</w:t>
             </w:r>
           </w:p>
         </w:tc>
@@ -1700,7 +1700,7 @@
                 <w:sz w:val="19"/>
                 <w:szCs w:val="19"/>
               </w:rPr>
-              <w:t>Pseudonimizzazione prima dell'invio, attiva dal 21/09/2026 e non più facoltativa per i nomi degli atleti: il riepilogo clinico inviato al fornitore del modello è costruito dal Titolare e identifica l'atleta con uno pseudonimo valido per la singola richiesta (A1, A2, ...); un nome eventualmente digitato dall'utente nel prompt viene mascherato prima dell'invio; la corrispondenza fra pseudonimo e persona non lascia l'infrastruttura del Titolare e viene ricostruita solo nella risposta mostrata all'utente. Canali cifrati; log audit; supervisione umana degli output.</w:t>
+              <w:t>Pseudonimizzazione prima dell'invio, attiva dal 21/09/2026 su tutti i percorsi automatici verso i fornitori di modelli IA (assistente, coach e riassunto automatico dei report): il contenuto inviato è costruito dal Titolare e identifica ogni atleta con uno pseudonimo valido per la singola richiesta (A1, A2, ...); sono sostituiti anche il nome dell'atleta selezionato e quello dell'operatore che genera il report. La corrispondenza fra pseudonimo e persona non lascia l'infrastruttura del Titolare e viene ricostruita solo nella risposta mostrata all'utente. Resta esclusa dal meccanismo, per sua natura, la parte di testo che l'utente digita liberamente nella chat: la circostanza è dichiarata nell'informativa. Canali cifrati; log audit (che registrano il numero di pseudonimi emessi, mai i nomi); supervisione umana degli output.</w:t>
             </w:r>
           </w:p>
         </w:tc>
@@ -3387,7 +3387,7 @@
         <w:jc w:val="both"/>
       </w:pPr>
       <w:r>
-        <w:t>Versione 1.1 — 21 settembre 2026. Aggiornate le misure di sicurezza di T1, T2 e T3 e i trasferimenti di T2 a seguito dell'introduzione in produzione della separazione strutturale delle identità e della de-identificazione dei prompt IA.</w:t>
+        <w:t>Versione 1.1 — 21 settembre 2026. Aggiornate le misure di sicurezza di T1, T2 e T3 e i trasferimenti di T2 a seguito dell'introduzione in produzione della separazione strutturale delle identità e della de-identificazione dei prompt IA su tutti i percorsi automatici. Corretto il nominativo del provider hosting in T1 (IONOS).</w:t>
       </w:r>
     </w:p>
     <w:sectPr>

--- a/legal/Registro_Trattamenti_Art30_IT.docx
+++ b/legal/Registro_Trattamenti_Art30_IT.docx
@@ -42,7 +42,7 @@
           <w:sz w:val="20"/>
           <w:szCs w:val="20"/>
         </w:rPr>
-        <w:t>Ultimo aggiornamento: 21 settembre 2026 · Versione 1.1</w:t>
+        <w:t>Ultimo aggiornamento: 22 settembre 2026 · Versione 1.2</w:t>
       </w:r>
     </w:p>
     <w:p>
@@ -518,7 +518,7 @@
                 <w:sz w:val="19"/>
                 <w:szCs w:val="19"/>
               </w:rPr>
-              <w:t>Provider hosting (IONOS); provider email transazionale; personale interno autorizzato.</w:t>
+              <w:t>Provider hosting: IONOS SE — prodotto «IONOS VPS Linux L+», contratto n. 112969652, attivo dal 14/07/2026, server ospitato nel data center di Berlino (Germania). L'accordo sul trattamento dei dati ex art. 28 GDPR è parte integrante delle Condizioni generali di contratto IONOS per i contratti stipulati dal 19/07/2022, quindi non è richiesto un accordo separato (copia delle condizioni archiviata in legal/). Provider email transazionale; personale interno autorizzato.</w:t>
             </w:r>
           </w:p>
         </w:tc>
@@ -570,7 +570,7 @@
                 <w:sz w:val="19"/>
                 <w:szCs w:val="19"/>
               </w:rPr>
-              <w:t xml:space="preserve">Nessuno sistematico. Eventuali servizi US via DPF/SCC.</w:t>
+              <w:t>Nessuno sistematico. L'infrastruttura di hosting è interamente nell'Unione Europea (Berlino, Germania). Eventuali servizi statunitensi via DPF/SCC.</w:t>
             </w:r>
           </w:p>
         </w:tc>
@@ -3387,7 +3387,7 @@
         <w:jc w:val="both"/>
       </w:pPr>
       <w:r>
-        <w:t>Versione 1.1 — 21 settembre 2026. Aggiornate le misure di sicurezza di T1, T2 e T3 e i trasferimenti di T2 a seguito dell'introduzione in produzione della separazione strutturale delle identità e della de-identificazione dei prompt IA su tutti i percorsi automatici. Corretto il nominativo del provider hosting in T1 (IONOS).</w:t>
+        <w:t>Versione 1.2 — 22 settembre 2026. Identificato con precisione il fornitore hosting (IONOS VPS Linux L+, contratto 112969652, data center Berlino) e la base dell'accordo art. 28. Versione 1.1 del 21 settembre 2026: aggiornate le misure di sicurezza di T1, T2 e T3 dopo l'introduzione in produzione della separazione strutturale delle identità e della de-identificazione dei prompt IA su tutti i percorsi automatici.</w:t>
       </w:r>
     </w:p>
     <w:sectPr>

--- a/legal/Registro_Trattamenti_Art30_IT.docx
+++ b/legal/Registro_Trattamenti_Art30_IT.docx
@@ -42,7 +42,7 @@
           <w:sz w:val="20"/>
           <w:szCs w:val="20"/>
         </w:rPr>
-        <w:t>Ultimo aggiornamento: 22 settembre 2026 · Versione 1.2</w:t>
+        <w:t>Ultimo aggiornamento: 22 settembre 2026 · Versione 1.3</w:t>
       </w:r>
     </w:p>
     <w:p>
@@ -1178,7 +1178,7 @@
                 <w:sz w:val="19"/>
                 <w:szCs w:val="19"/>
               </w:rPr>
-              <w:t>Separazione strutturale delle identità (misura di pseudonimizzazione ex art. 32(1)(a) GDPR), attiva dal 21/09/2026: nome, cognome, data di nascita, email e foto degli atleti sono conservati in una tabella distinta (athlete_identities); tutti i dati sanitari e di carico sono collegati al solo identificativo tecnico dell'atleta. Il ruolo di sola lettura usato per analisi e reportistica non ha alcun privilegio sulla tabella delle identità (assenza del privilegio SELECT verificata in produzione il 21/09/2026): chi interroga il database con quel ruolo vede i dati sanitari senza poterli ricondurre a una persona. Controlli di accesso più restrittivi; DPIA condotta (v. documento separato); logging degli accessi; backup cifrati. La cifratura a riposo a livello di singola colonna sulle cinque voci identificative è pianificata e non ancora attiva.</w:t>
+              <w:t>Separazione strutturale delle identità (misura di pseudonimizzazione ex art. 32(1)(a) GDPR), attiva dal 21/09/2026: nome, cognome, data di nascita, email e foto degli atleti sono conservati in una tabella distinta (athlete_identities); tutti i dati sanitari e di carico sono collegati al solo identificativo tecnico dell'atleta. Il ruolo di sola lettura usato per analisi e reportistica non ha alcun privilegio sulla tabella delle identità (assenza del privilegio SELECT verificata in produzione il 21/09/2026): chi interroga il database con quel ruolo vede i dati sanitari senza poterli ricondurre a una persona. Controlli di accesso più restrittivi; DPIA condotta (v. documento separato); logging degli accessi; backup cifrati. I volumi del server NON sono cifrati a riposo a livello di infrastruttura: il fornitore hosting lo ha confermato per iscritto il 22/09/2026, precisando che la funzionalità non è predefinita e sarebbe a carico del Titolare. La cifratura applicativa delle cinque voci identificative è pianificata e non ancora attiva.</w:t>
             </w:r>
           </w:p>
         </w:tc>
@@ -3388,6 +3388,15 @@
       </w:pPr>
       <w:r>
         <w:t>Versione 1.2 — 22 settembre 2026. Identificato con precisione il fornitore hosting (IONOS VPS Linux L+, contratto 112969652, data center Berlino) e la base dell'accordo art. 28. Versione 1.1 del 21 settembre 2026: aggiornate le misure di sicurezza di T1, T2 e T3 dopo l'introduzione in produzione della separazione strutturale delle identità e della de-identificazione dei prompt IA su tutti i percorsi automatici.</w:t>
+      </w:r>
+    </w:p>
+    <w:p>
+      <w:pPr>
+        <w:spacing w:after="140" w:line="300"/>
+        <w:jc w:val="both"/>
+      </w:pPr>
+      <w:r>
+        <w:t>Versione 1.3 — 22 settembre 2026. Rimossa ogni affermazione di cifratura a riposo a livello di volume, a seguito di conferma scritta del fornitore hosting che tale misura non è attiva.</w:t>
       </w:r>
     </w:p>
     <w:sectPr>
